--- a/Platformer/Credits.docx
+++ b/Platformer/Credits.docx
@@ -470,6 +470,36 @@
           <w:szCs w:val="20"/>
         </w:rPr>
       </w:pPr>
+      <w:r>
+        <w:rPr>
+          <w:sz w:val="20"/>
+          <w:szCs w:val="20"/>
+        </w:rPr>
+        <w:t>https://clembod.itch.io/warrior-free-animation-set/download/eyJpZCI6NzcwODM3LCJleHBpcmVzIjoxNzc2NjI2MDQzfQ%3d%3d%2eEi54yJs%2f4odaUSFY6KtqqUWYVPM%3d</w:t>
+      </w:r>
+    </w:p>
+    <w:p>
+      <w:pPr>
+        <w:rPr>
+          <w:sz w:val="20"/>
+          <w:szCs w:val="20"/>
+        </w:rPr>
+      </w:pPr>
+    </w:p>
+    <w:p>
+      <w:pPr>
+        <w:rPr>
+          <w:sz w:val="20"/>
+          <w:szCs w:val="20"/>
+        </w:rPr>
+      </w:pPr>
+      <w:r>
+        <w:rPr>
+          <w:sz w:val="20"/>
+          <w:szCs w:val="20"/>
+        </w:rPr>
+        <w:t>https://rottingpixels.itch.io/nature-platformer-tileset</w:t>
+      </w:r>
     </w:p>
     <w:sectPr>
       <w:pgSz w:w="11906" w:h="16838"/>
@@ -1083,6 +1113,7 @@
   <w:style w:type="character" w:default="1" w:styleId="DefaultParagraphFont">
     <w:name w:val="Default Paragraph Font"/>
     <w:uiPriority w:val="1"/>
+    <w:semiHidden/>
     <w:unhideWhenUsed/>
   </w:style>
   <w:style w:type="table" w:default="1" w:styleId="TableNormal">
